--- a/presentation/capacitacion_appraisal/QA_Sesion_Appraisal_GPT.docx
+++ b/presentation/capacitacion_appraisal/QA_Sesion_Appraisal_GPT.docx
@@ -2482,7 +2482,7 @@
           <w:color w:val="003E7E"/>
           <w:sz w:val="26"/>
         </w:rPr>
-        <w:t>D  ·  Tecnología, acceso y confidencialidad</w:t>
+        <w:t>D  ·  Tecnología y acceso</w:t>
       </w:r>
     </w:p>
     <w:tbl>
@@ -2707,263 +2707,7 @@
                 <w:color w:val="FFFFFF"/>
                 <w:sz w:val="23"/>
               </w:rPr>
-              <w:t>12.  ¿Qué pasa con la confidencialidad del PRODOC que subo?</w:t>
-            </w:r>
-          </w:p>
-        </w:tc>
-      </w:tr>
-    </w:tbl>
-    <w:p>
-      <w:pPr>
-        <w:spacing w:after="0"/>
-      </w:pPr>
-    </w:p>
-    <w:tbl>
-      <w:tblPr>
-        <w:tblW w:type="auto" w:w="0"/>
-        <w:tblLook w:firstColumn="1" w:firstRow="1" w:lastColumn="0" w:lastRow="0" w:noHBand="0" w:noVBand="1" w:val="04A0"/>
-      </w:tblPr>
-      <w:tblGrid>
-        <w:gridCol w:w="9746"/>
-      </w:tblGrid>
-      <w:tr>
-        <w:tc>
-          <w:tcPr>
-            <w:tcW w:type="dxa" w:w="9746"/>
-            <w:shd w:val="clear" w:color="auto" w:fill="E0ECF6"/>
-          </w:tcPr>
-          <w:p>
-            <w:pPr>
-              <w:spacing w:before="60" w:after="60"/>
-            </w:pPr>
-            <w:r/>
-            <w:r>
-              <w:rPr>
-                <w:b/>
-                <w:color w:val="003E7E"/>
-                <w:sz w:val="21"/>
-              </w:rPr>
-              <w:t xml:space="preserve">QUÉ DECIR:  </w:t>
-            </w:r>
-            <w:r>
-              <w:rPr>
-                <w:sz w:val="21"/>
-              </w:rPr>
-              <w:t>Es una pregunta importante y merece una respuesta precisa, no tranquilizadora. El recorrido del documento es este: ustedes lo suben a la conversación de ChatGPT, que lo aloja en sus servidores; nuestro servicio lo descarga desde ahí para procesarlo; extrae el texto y lo envía al modelo para la evaluación. Nuestro servicio no guarda el documento: lo procesa y lo descarta, y no hay base de datos ni registro histórico. Pero la conversación sí queda en la cuenta de ChatGPT de quien la hizo, con el archivo adjunto, y su retención depende de la configuración de esa cuenta. Además, el Excel que descargan contiene citas textuales del PRODOC, así que debe manejarse con la misma confidencialidad que el documento original. La recomendación operativa es simple: no subir documentos que no estén autorizados para procesamiento por servicios externos.</w:t>
-            </w:r>
-          </w:p>
-        </w:tc>
-      </w:tr>
-    </w:tbl>
-    <w:p>
-      <w:pPr>
-        <w:spacing w:after="0"/>
-      </w:pPr>
-    </w:p>
-    <w:tbl>
-      <w:tblPr>
-        <w:tblW w:type="auto" w:w="0"/>
-        <w:tblLook w:firstColumn="1" w:firstRow="1" w:lastColumn="0" w:lastRow="0" w:noHBand="0" w:noVBand="1" w:val="04A0"/>
-      </w:tblPr>
-      <w:tblGrid>
-        <w:gridCol w:w="9746"/>
-      </w:tblGrid>
-      <w:tr>
-        <w:tc>
-          <w:tcPr>
-            <w:tcW w:type="dxa" w:w="9746"/>
-            <w:shd w:val="clear" w:color="auto" w:fill="FFF4F5"/>
-          </w:tcPr>
-          <w:p>
-            <w:pPr>
-              <w:spacing w:before="80" w:after="60"/>
-            </w:pPr>
-            <w:r/>
-            <w:r>
-              <w:rPr>
-                <w:b/>
-                <w:color w:val="D6001C"/>
-                <w:sz w:val="20"/>
-              </w:rPr>
-              <w:t>EJEMPLO · el recorrido del documento, en orden</w:t>
-            </w:r>
-          </w:p>
-          <w:p>
-            <w:pPr>
-              <w:spacing w:after="40"/>
-              <w:ind w:left="142"/>
-            </w:pPr>
-            <w:r>
-              <w:rPr>
-                <w:b/>
-                <w:color w:val="003E7E"/>
-                <w:sz w:val="20"/>
-              </w:rPr>
-              <w:t xml:space="preserve">1.  </w:t>
-            </w:r>
-            <w:r>
-              <w:rPr>
-                <w:sz w:val="20"/>
-              </w:rPr>
-              <w:t>Usted adjunta el .docx en la conversación de ChatGPT → queda alojado en servidores de OpenAI.</w:t>
-            </w:r>
-          </w:p>
-          <w:p>
-            <w:pPr>
-              <w:spacing w:after="40"/>
-              <w:ind w:left="142"/>
-            </w:pPr>
-            <w:r>
-              <w:rPr>
-                <w:b/>
-                <w:color w:val="003E7E"/>
-                <w:sz w:val="20"/>
-              </w:rPr>
-              <w:t xml:space="preserve">2.  </w:t>
-            </w:r>
-            <w:r>
-              <w:rPr>
-                <w:sz w:val="20"/>
-              </w:rPr>
-              <w:t>El Agente entrega a nuestro servicio un enlace temporal de descarga.</w:t>
-            </w:r>
-          </w:p>
-          <w:p>
-            <w:pPr>
-              <w:spacing w:after="40"/>
-              <w:ind w:left="142"/>
-            </w:pPr>
-            <w:r>
-              <w:rPr>
-                <w:b/>
-                <w:color w:val="003E7E"/>
-                <w:sz w:val="20"/>
-              </w:rPr>
-              <w:t xml:space="preserve">3.  </w:t>
-            </w:r>
-            <w:r>
-              <w:rPr>
-                <w:sz w:val="20"/>
-              </w:rPr>
-              <w:t>Nuestro servicio descarga el archivo, extrae el texto y lo descarta al terminar.</w:t>
-            </w:r>
-          </w:p>
-          <w:p>
-            <w:pPr>
-              <w:spacing w:after="40"/>
-              <w:ind w:left="142"/>
-            </w:pPr>
-            <w:r>
-              <w:rPr>
-                <w:b/>
-                <w:color w:val="003E7E"/>
-                <w:sz w:val="20"/>
-              </w:rPr>
-              <w:t xml:space="preserve">4.  </w:t>
-            </w:r>
-            <w:r>
-              <w:rPr>
-                <w:sz w:val="20"/>
-              </w:rPr>
-              <w:t>El texto se envía al modelo en cada una de las consultas de evaluación.</w:t>
-            </w:r>
-          </w:p>
-          <w:p>
-            <w:pPr>
-              <w:spacing w:after="40"/>
-              <w:ind w:left="142"/>
-            </w:pPr>
-            <w:r>
-              <w:rPr>
-                <w:b/>
-                <w:color w:val="003E7E"/>
-                <w:sz w:val="20"/>
-              </w:rPr>
-              <w:t xml:space="preserve">5.  </w:t>
-            </w:r>
-            <w:r>
-              <w:rPr>
-                <w:sz w:val="20"/>
-              </w:rPr>
-              <w:t>El resultado vive en memoria del servicio hasta que se reinicia; no se archiva.</w:t>
-            </w:r>
-          </w:p>
-          <w:p>
-            <w:pPr>
-              <w:spacing w:after="100"/>
-              <w:ind w:left="142"/>
-            </w:pPr>
-            <w:r>
-              <w:rPr>
-                <w:b/>
-                <w:color w:val="003E7E"/>
-                <w:sz w:val="20"/>
-              </w:rPr>
-              <w:t xml:space="preserve">6.  </w:t>
-            </w:r>
-            <w:r>
-              <w:rPr>
-                <w:sz w:val="20"/>
-              </w:rPr>
-              <w:t>El Excel queda en su equipo. La conversación queda en su cuenta de ChatGPT.</w:t>
-            </w:r>
-          </w:p>
-        </w:tc>
-      </w:tr>
-    </w:tbl>
-    <w:p>
-      <w:pPr>
-        <w:spacing w:after="0"/>
-      </w:pPr>
-    </w:p>
-    <w:p>
-      <w:pPr>
-        <w:spacing w:after="100"/>
-        <w:ind w:left="170"/>
-      </w:pPr>
-      <w:r>
-        <w:rPr>
-          <w:b/>
-          <w:color w:val="D6001C"/>
-          <w:sz w:val="21"/>
-        </w:rPr>
-        <w:t xml:space="preserve">Cuidado:  </w:t>
-      </w:r>
-      <w:r>
-        <w:rPr>
-          <w:i w:val="0"/>
-          <w:sz w:val="21"/>
-        </w:rPr>
-        <w:t>no afirmar que «los datos no salen de la OIT» —es falso— ni que «no se usan para entrenar» —depende de las condiciones contractuales de la cuenta, que no corresponde afirmar desde esta sesión—. Si presionan en ese punto, derivar a la instancia institucional competente.</w:t>
-      </w:r>
-    </w:p>
-    <w:tbl>
-      <w:tblPr>
-        <w:tblW w:type="auto" w:w="0"/>
-        <w:jc w:val="center"/>
-        <w:tblLook w:firstColumn="1" w:firstRow="1" w:lastColumn="0" w:lastRow="0" w:noHBand="0" w:noVBand="1" w:val="04A0"/>
-      </w:tblPr>
-      <w:tblGrid>
-        <w:gridCol w:w="9746"/>
-      </w:tblGrid>
-      <w:tr>
-        <w:tc>
-          <w:tcPr>
-            <w:tcW w:type="dxa" w:w="9746"/>
-            <w:shd w:val="clear" w:color="auto" w:fill="003E7E"/>
-          </w:tcPr>
-          <w:p>
-            <w:pPr>
-              <w:spacing w:after="40" w:before="40"/>
-            </w:pPr>
-            <w:r/>
-            <w:r>
-              <w:rPr>
-                <w:b/>
-                <w:color w:val="FFFFFF"/>
-                <w:sz w:val="23"/>
-              </w:rPr>
-              <w:t>13.  ¿Se puede vincular a otros recursos o aplicaciones de la OIT?</w:t>
+              <w:t>12.  ¿Se puede vincular a otros recursos o aplicaciones de la OIT?</w:t>
             </w:r>
           </w:p>
         </w:tc>
@@ -3125,7 +2869,1127 @@
           <w:color w:val="003E7E"/>
           <w:sz w:val="26"/>
         </w:rPr>
-        <w:t>E  ·  Institucionales — dar el marco y derivar</w:t>
+        <w:t>E  ·  Privacidad, seguridad y datos</w:t>
+      </w:r>
+    </w:p>
+    <w:p>
+      <w:pPr>
+        <w:spacing w:after="160" w:before="0"/>
+      </w:pPr>
+      <w:r>
+        <w:rPr>
+          <w:b w:val="0"/>
+          <w:i/>
+          <w:color w:val="4A4A4A"/>
+          <w:sz w:val="19"/>
+        </w:rPr>
+        <w:t>Es el bloque donde más importa ser exacto y menos conviene improvisar. Las respuestas de abajo se apoyan en la política de privacidad publicada del servicio (disponible en /privacy) y en cómo está construido el sistema. Donde la respuesta depende de la configuración contractual de las cuentas, se dice explícitamente y se deriva.</w:t>
+      </w:r>
+    </w:p>
+    <w:tbl>
+      <w:tblPr>
+        <w:tblW w:type="auto" w:w="0"/>
+        <w:jc w:val="center"/>
+        <w:tblLook w:firstColumn="1" w:firstRow="1" w:lastColumn="0" w:lastRow="0" w:noHBand="0" w:noVBand="1" w:val="04A0"/>
+      </w:tblPr>
+      <w:tblGrid>
+        <w:gridCol w:w="9746"/>
+      </w:tblGrid>
+      <w:tr>
+        <w:tc>
+          <w:tcPr>
+            <w:tcW w:type="dxa" w:w="9746"/>
+            <w:shd w:val="clear" w:color="auto" w:fill="003E7E"/>
+          </w:tcPr>
+          <w:p>
+            <w:pPr>
+              <w:spacing w:after="40" w:before="40"/>
+            </w:pPr>
+            <w:r/>
+            <w:r>
+              <w:rPr>
+                <w:b/>
+                <w:color w:val="FFFFFF"/>
+                <w:sz w:val="23"/>
+              </w:rPr>
+              <w:t>13.  ¿Qué pasa exactamente con el PRODOC que subo? ¿Por dónde viaja?</w:t>
+            </w:r>
+          </w:p>
+        </w:tc>
+      </w:tr>
+    </w:tbl>
+    <w:p>
+      <w:pPr>
+        <w:spacing w:after="0"/>
+      </w:pPr>
+    </w:p>
+    <w:tbl>
+      <w:tblPr>
+        <w:tblW w:type="auto" w:w="0"/>
+        <w:tblLook w:firstColumn="1" w:firstRow="1" w:lastColumn="0" w:lastRow="0" w:noHBand="0" w:noVBand="1" w:val="04A0"/>
+      </w:tblPr>
+      <w:tblGrid>
+        <w:gridCol w:w="9746"/>
+      </w:tblGrid>
+      <w:tr>
+        <w:tc>
+          <w:tcPr>
+            <w:tcW w:type="dxa" w:w="9746"/>
+            <w:shd w:val="clear" w:color="auto" w:fill="E0ECF6"/>
+          </w:tcPr>
+          <w:p>
+            <w:pPr>
+              <w:spacing w:before="60" w:after="60"/>
+            </w:pPr>
+            <w:r/>
+            <w:r>
+              <w:rPr>
+                <w:b/>
+                <w:color w:val="003E7E"/>
+                <w:sz w:val="21"/>
+              </w:rPr>
+              <w:t xml:space="preserve">QUÉ DECIR:  </w:t>
+            </w:r>
+            <w:r>
+              <w:rPr>
+                <w:sz w:val="21"/>
+              </w:rPr>
+              <w:t>Conviene responder con el recorrido completo, porque la respuesta corta siempre suena evasiva. Ustedes adjuntan el documento en la conversación de ChatGPT, que lo aloja en servidores de OpenAI. El Agente le entrega a nuestro servicio un enlace temporal de descarga; nuestro servicio descarga el archivo, extrae el texto y lo evalúa. El texto se envía a la API de OpenAI en cada una de las consultas. Nuestro servicio no guarda el documento ni el resultado en disco: no hay base de datos, y lo que queda en memoria se borra cuando el servicio se reinicia. Lo que sí permanece es la conversación en la cuenta de ChatGPT de quien la hizo, con el archivo adjunto, y el Excel que ustedes descargan.</w:t>
+            </w:r>
+          </w:p>
+        </w:tc>
+      </w:tr>
+    </w:tbl>
+    <w:p>
+      <w:pPr>
+        <w:spacing w:after="0"/>
+      </w:pPr>
+    </w:p>
+    <w:tbl>
+      <w:tblPr>
+        <w:tblW w:type="auto" w:w="0"/>
+        <w:tblLook w:firstColumn="1" w:firstRow="1" w:lastColumn="0" w:lastRow="0" w:noHBand="0" w:noVBand="1" w:val="04A0"/>
+      </w:tblPr>
+      <w:tblGrid>
+        <w:gridCol w:w="9746"/>
+      </w:tblGrid>
+      <w:tr>
+        <w:tc>
+          <w:tcPr>
+            <w:tcW w:type="dxa" w:w="9746"/>
+            <w:shd w:val="clear" w:color="auto" w:fill="FFF4F5"/>
+          </w:tcPr>
+          <w:p>
+            <w:pPr>
+              <w:spacing w:before="80" w:after="60"/>
+            </w:pPr>
+            <w:r/>
+            <w:r>
+              <w:rPr>
+                <w:b/>
+                <w:color w:val="D6001C"/>
+                <w:sz w:val="20"/>
+              </w:rPr>
+              <w:t>EJEMPLO · el recorrido, paso a paso</w:t>
+            </w:r>
+          </w:p>
+          <w:p>
+            <w:pPr>
+              <w:spacing w:after="40"/>
+              <w:ind w:left="142"/>
+            </w:pPr>
+            <w:r>
+              <w:rPr>
+                <w:b/>
+                <w:color w:val="003E7E"/>
+                <w:sz w:val="20"/>
+              </w:rPr>
+              <w:t xml:space="preserve">1.  </w:t>
+            </w:r>
+            <w:r>
+              <w:rPr>
+                <w:sz w:val="20"/>
+              </w:rPr>
+              <w:t>Usted adjunta el .docx en ChatGPT → queda alojado en servidores de OpenAI.</w:t>
+            </w:r>
+          </w:p>
+          <w:p>
+            <w:pPr>
+              <w:spacing w:after="40"/>
+              <w:ind w:left="142"/>
+            </w:pPr>
+            <w:r>
+              <w:rPr>
+                <w:b/>
+                <w:color w:val="003E7E"/>
+                <w:sz w:val="20"/>
+              </w:rPr>
+              <w:t xml:space="preserve">2.  </w:t>
+            </w:r>
+            <w:r>
+              <w:rPr>
+                <w:sz w:val="20"/>
+              </w:rPr>
+              <w:t>El Agente entrega a nuestro servicio un enlace temporal de descarga.</w:t>
+            </w:r>
+          </w:p>
+          <w:p>
+            <w:pPr>
+              <w:spacing w:after="40"/>
+              <w:ind w:left="142"/>
+            </w:pPr>
+            <w:r>
+              <w:rPr>
+                <w:b/>
+                <w:color w:val="003E7E"/>
+                <w:sz w:val="20"/>
+              </w:rPr>
+              <w:t xml:space="preserve">3.  </w:t>
+            </w:r>
+            <w:r>
+              <w:rPr>
+                <w:sz w:val="20"/>
+              </w:rPr>
+              <w:t>Nuestro servicio descarga el archivo y extrae el texto.</w:t>
+            </w:r>
+          </w:p>
+          <w:p>
+            <w:pPr>
+              <w:spacing w:after="40"/>
+              <w:ind w:left="142"/>
+            </w:pPr>
+            <w:r>
+              <w:rPr>
+                <w:b/>
+                <w:color w:val="003E7E"/>
+                <w:sz w:val="20"/>
+              </w:rPr>
+              <w:t xml:space="preserve">4.  </w:t>
+            </w:r>
+            <w:r>
+              <w:rPr>
+                <w:sz w:val="20"/>
+              </w:rPr>
+              <w:t>El texto se envía a la API de OpenAI en cada consulta de evaluación.</w:t>
+            </w:r>
+          </w:p>
+          <w:p>
+            <w:pPr>
+              <w:spacing w:after="40"/>
+              <w:ind w:left="142"/>
+            </w:pPr>
+            <w:r>
+              <w:rPr>
+                <w:b/>
+                <w:color w:val="003E7E"/>
+                <w:sz w:val="20"/>
+              </w:rPr>
+              <w:t xml:space="preserve">5.  </w:t>
+            </w:r>
+            <w:r>
+              <w:rPr>
+                <w:sz w:val="20"/>
+              </w:rPr>
+              <w:t>El resultado vive en memoria del servicio; no se guarda en disco ni en base de datos.</w:t>
+            </w:r>
+          </w:p>
+          <w:p>
+            <w:pPr>
+              <w:spacing w:after="100"/>
+              <w:ind w:left="142"/>
+            </w:pPr>
+            <w:r>
+              <w:rPr>
+                <w:b/>
+                <w:color w:val="003E7E"/>
+                <w:sz w:val="20"/>
+              </w:rPr>
+              <w:t xml:space="preserve">6.  </w:t>
+            </w:r>
+            <w:r>
+              <w:rPr>
+                <w:sz w:val="20"/>
+              </w:rPr>
+              <w:t>Usted descarga el Excel. La conversación queda en su cuenta de ChatGPT.</w:t>
+            </w:r>
+          </w:p>
+        </w:tc>
+      </w:tr>
+    </w:tbl>
+    <w:p>
+      <w:pPr>
+        <w:spacing w:after="0"/>
+      </w:pPr>
+    </w:p>
+    <w:p>
+      <w:pPr>
+        <w:spacing w:after="100"/>
+        <w:ind w:left="170"/>
+      </w:pPr>
+      <w:r>
+        <w:rPr>
+          <w:b/>
+          <w:color w:val="003E7E"/>
+          <w:sz w:val="21"/>
+        </w:rPr>
+        <w:t xml:space="preserve">Respaldo:  </w:t>
+      </w:r>
+      <w:r>
+        <w:rPr>
+          <w:i w:val="0"/>
+          <w:sz w:val="21"/>
+        </w:rPr>
+        <w:t>el servicio publica su política de privacidad —requisito de ChatGPT para mantener un GPT con acción— y ahí consta por escrito: no se solicita información más allá del documento enviado, no hay base de datos, y no se persisten ni los documentos subidos ni los archivos de resultado.</w:t>
+      </w:r>
+    </w:p>
+    <w:tbl>
+      <w:tblPr>
+        <w:tblW w:type="auto" w:w="0"/>
+        <w:jc w:val="center"/>
+        <w:tblLook w:firstColumn="1" w:firstRow="1" w:lastColumn="0" w:lastRow="0" w:noHBand="0" w:noVBand="1" w:val="04A0"/>
+      </w:tblPr>
+      <w:tblGrid>
+        <w:gridCol w:w="9746"/>
+      </w:tblGrid>
+      <w:tr>
+        <w:tc>
+          <w:tcPr>
+            <w:tcW w:type="dxa" w:w="9746"/>
+            <w:shd w:val="clear" w:color="auto" w:fill="003E7E"/>
+          </w:tcPr>
+          <w:p>
+            <w:pPr>
+              <w:spacing w:after="40" w:before="40"/>
+            </w:pPr>
+            <w:r/>
+            <w:r>
+              <w:rPr>
+                <w:b/>
+                <w:color w:val="FFFFFF"/>
+                <w:sz w:val="23"/>
+              </w:rPr>
+              <w:t>14.  ¿OpenAI usa nuestros documentos para entrenar sus modelos?</w:t>
+            </w:r>
+          </w:p>
+        </w:tc>
+      </w:tr>
+    </w:tbl>
+    <w:p>
+      <w:pPr>
+        <w:spacing w:after="0"/>
+      </w:pPr>
+    </w:p>
+    <w:tbl>
+      <w:tblPr>
+        <w:tblW w:type="auto" w:w="0"/>
+        <w:tblLook w:firstColumn="1" w:firstRow="1" w:lastColumn="0" w:lastRow="0" w:noHBand="0" w:noVBand="1" w:val="04A0"/>
+      </w:tblPr>
+      <w:tblGrid>
+        <w:gridCol w:w="9746"/>
+      </w:tblGrid>
+      <w:tr>
+        <w:tc>
+          <w:tcPr>
+            <w:tcW w:type="dxa" w:w="9746"/>
+            <w:shd w:val="clear" w:color="auto" w:fill="E0ECF6"/>
+          </w:tcPr>
+          <w:p>
+            <w:pPr>
+              <w:spacing w:before="60" w:after="60"/>
+            </w:pPr>
+            <w:r/>
+            <w:r>
+              <w:rPr>
+                <w:b/>
+                <w:color w:val="003E7E"/>
+                <w:sz w:val="21"/>
+              </w:rPr>
+              <w:t xml:space="preserve">QUÉ DECIR:  </w:t>
+            </w:r>
+            <w:r>
+              <w:rPr>
+                <w:sz w:val="21"/>
+              </w:rPr>
+              <w:t>Hay que separar dos cosas, porque son dos superficies distintas con reglas distintas. Primero, las llamadas que hace nuestro servicio a la API de OpenAI: bajo los términos de uso de datos de la API, las entradas y salidas no se usan para entrenar modelos por defecto. Eso es lo que declara nuestra política de privacidad publicada. Segundo, la conversación de ChatGPT donde ustedes suben el archivo: ahí depende del tipo de cuenta y de su configuración. Las cuentas empresariales y de equipo están excluidas del entrenamiento por defecto; en las cuentas individuales depende de los ajustes de cada usuario. Esa segunda parte no la controla nuestro servicio.</w:t>
+            </w:r>
+          </w:p>
+        </w:tc>
+      </w:tr>
+    </w:tbl>
+    <w:p>
+      <w:pPr>
+        <w:spacing w:after="0"/>
+      </w:pPr>
+    </w:p>
+    <w:tbl>
+      <w:tblPr>
+        <w:tblW w:type="auto" w:w="0"/>
+        <w:tblLook w:firstColumn="1" w:firstRow="1" w:lastColumn="0" w:lastRow="0" w:noHBand="0" w:noVBand="1" w:val="04A0"/>
+      </w:tblPr>
+      <w:tblGrid>
+        <w:gridCol w:w="9746"/>
+      </w:tblGrid>
+      <w:tr>
+        <w:tc>
+          <w:tcPr>
+            <w:tcW w:type="dxa" w:w="9746"/>
+            <w:shd w:val="clear" w:color="auto" w:fill="FFF4F5"/>
+          </w:tcPr>
+          <w:p>
+            <w:pPr>
+              <w:spacing w:before="80" w:after="60"/>
+            </w:pPr>
+            <w:r/>
+            <w:r>
+              <w:rPr>
+                <w:b/>
+                <w:color w:val="D6001C"/>
+                <w:sz w:val="20"/>
+              </w:rPr>
+              <w:t>EJEMPLO · las dos superficies, separadas</w:t>
+            </w:r>
+          </w:p>
+          <w:p>
+            <w:pPr>
+              <w:spacing w:after="40"/>
+              <w:ind w:left="142"/>
+            </w:pPr>
+            <w:r>
+              <w:rPr>
+                <w:b/>
+                <w:color w:val="003E7E"/>
+                <w:sz w:val="20"/>
+              </w:rPr>
+              <w:t xml:space="preserve">API de OpenAI  </w:t>
+            </w:r>
+            <w:r>
+              <w:rPr>
+                <w:sz w:val="20"/>
+              </w:rPr>
+              <w:t>(la usa nuestro servicio para evaluar) → no se usa para entrenar por defecto, según los términos de uso de datos de la API.</w:t>
+            </w:r>
+          </w:p>
+          <w:p>
+            <w:pPr>
+              <w:spacing w:after="40"/>
+              <w:ind w:left="142"/>
+            </w:pPr>
+            <w:r>
+              <w:rPr>
+                <w:b/>
+                <w:color w:val="003E7E"/>
+                <w:sz w:val="20"/>
+              </w:rPr>
+              <w:t xml:space="preserve">ChatGPT  </w:t>
+            </w:r>
+            <w:r>
+              <w:rPr>
+                <w:sz w:val="20"/>
+              </w:rPr>
+              <w:t>(donde usted sube el archivo y conversa) → depende del tipo de cuenta y de la configuración de esa cuenta, no de nuestro servicio.</w:t>
+            </w:r>
+          </w:p>
+          <w:p>
+            <w:pPr>
+              <w:spacing w:after="100"/>
+              <w:ind w:left="142"/>
+            </w:pPr>
+            <w:r>
+              <w:rPr>
+                <w:b/>
+                <w:color w:val="003E7E"/>
+                <w:sz w:val="20"/>
+              </w:rPr>
+              <w:t xml:space="preserve">Conclusión práctica:  </w:t>
+            </w:r>
+            <w:r>
+              <w:rPr>
+                <w:sz w:val="20"/>
+              </w:rPr>
+              <w:t>el tratamiento del documento en ChatGPT es una decisión de administración de cuentas de la OIT, no una característica del Agente.</w:t>
+            </w:r>
+          </w:p>
+        </w:tc>
+      </w:tr>
+    </w:tbl>
+    <w:p>
+      <w:pPr>
+        <w:spacing w:after="0"/>
+      </w:pPr>
+    </w:p>
+    <w:p>
+      <w:pPr>
+        <w:spacing w:after="100"/>
+        <w:ind w:left="170"/>
+      </w:pPr>
+      <w:r>
+        <w:rPr>
+          <w:b/>
+          <w:color w:val="D6001C"/>
+          <w:sz w:val="21"/>
+        </w:rPr>
+        <w:t xml:space="preserve">Cuidado:  </w:t>
+      </w:r>
+      <w:r>
+        <w:rPr>
+          <w:i w:val="0"/>
+          <w:sz w:val="21"/>
+        </w:rPr>
+        <w:t>no afirmar de forma tajante «sus datos nunca se usan para entrenar». La parte de la API está declarada por escrito; la parte de ChatGPT depende de una configuración que no nos corresponde certificar en una capacitación. La formulación segura es: «por el lado de la API, no; por el lado de ChatGPT, depende de la cuenta, y eso hay que confirmarlo con la instancia institucional».</w:t>
+      </w:r>
+    </w:p>
+    <w:tbl>
+      <w:tblPr>
+        <w:tblW w:type="auto" w:w="0"/>
+        <w:jc w:val="center"/>
+        <w:tblLook w:firstColumn="1" w:firstRow="1" w:lastColumn="0" w:lastRow="0" w:noHBand="0" w:noVBand="1" w:val="04A0"/>
+      </w:tblPr>
+      <w:tblGrid>
+        <w:gridCol w:w="9746"/>
+      </w:tblGrid>
+      <w:tr>
+        <w:tc>
+          <w:tcPr>
+            <w:tcW w:type="dxa" w:w="9746"/>
+            <w:shd w:val="clear" w:color="auto" w:fill="003E7E"/>
+          </w:tcPr>
+          <w:p>
+            <w:pPr>
+              <w:spacing w:after="40" w:before="40"/>
+            </w:pPr>
+            <w:r/>
+            <w:r>
+              <w:rPr>
+                <w:b/>
+                <w:color w:val="FFFFFF"/>
+                <w:sz w:val="23"/>
+              </w:rPr>
+              <w:t>15.  ¿Quién puede ver mis evaluaciones? ¿Otros colegas? ¿El consultor?</w:t>
+            </w:r>
+          </w:p>
+        </w:tc>
+      </w:tr>
+    </w:tbl>
+    <w:p>
+      <w:pPr>
+        <w:spacing w:after="0"/>
+      </w:pPr>
+    </w:p>
+    <w:tbl>
+      <w:tblPr>
+        <w:tblW w:type="auto" w:w="0"/>
+        <w:tblLook w:firstColumn="1" w:firstRow="1" w:lastColumn="0" w:lastRow="0" w:noHBand="0" w:noVBand="1" w:val="04A0"/>
+      </w:tblPr>
+      <w:tblGrid>
+        <w:gridCol w:w="9746"/>
+      </w:tblGrid>
+      <w:tr>
+        <w:tc>
+          <w:tcPr>
+            <w:tcW w:type="dxa" w:w="9746"/>
+            <w:shd w:val="clear" w:color="auto" w:fill="E0ECF6"/>
+          </w:tcPr>
+          <w:p>
+            <w:pPr>
+              <w:spacing w:before="60" w:after="60"/>
+            </w:pPr>
+            <w:r/>
+            <w:r>
+              <w:rPr>
+                <w:b/>
+                <w:color w:val="003E7E"/>
+                <w:sz w:val="21"/>
+              </w:rPr>
+              <w:t xml:space="preserve">QUÉ DECIR:  </w:t>
+            </w:r>
+            <w:r>
+              <w:rPr>
+                <w:sz w:val="21"/>
+              </w:rPr>
+              <w:t>Su conversación y su Excel son suyos: ningún otro usuario del Agente ve lo que usted evaluó, porque cada conversación es independiente y no hay un repositorio compartido de resultados. Ahora bien, hay que ser honesto sobre el otro lado: el servicio no registra quién lanzó cada evaluación. No hay usuarios ni identidades: todas las llamadas usan una única clave de API compartida por los tres asistentes. Eso significa que nadie puede ver sus resultados, pero también que el sistema no puede atribuir el consumo a una persona.</w:t>
+            </w:r>
+          </w:p>
+        </w:tc>
+      </w:tr>
+    </w:tbl>
+    <w:p>
+      <w:pPr>
+        <w:spacing w:after="0"/>
+      </w:pPr>
+    </w:p>
+    <w:p>
+      <w:pPr>
+        <w:spacing w:after="100"/>
+        <w:ind w:left="170"/>
+      </w:pPr>
+      <w:r>
+        <w:rPr>
+          <w:b/>
+          <w:color w:val="003E7E"/>
+          <w:sz w:val="21"/>
+        </w:rPr>
+        <w:t xml:space="preserve">Respaldo:  </w:t>
+      </w:r>
+      <w:r>
+        <w:rPr>
+          <w:i w:val="0"/>
+          <w:sz w:val="21"/>
+        </w:rPr>
+        <w:t>el servicio guarda los trabajos en memoria durante la ejecución y los descarta al reiniciarse; no hay histórico consultable. Quien administre el servidor puede ver registros técnicos de funcionamiento, no un archivo de evaluaciones.</w:t>
+      </w:r>
+    </w:p>
+    <w:p>
+      <w:pPr>
+        <w:spacing w:after="100"/>
+        <w:ind w:left="170"/>
+      </w:pPr>
+      <w:r>
+        <w:rPr>
+          <w:b/>
+          <w:color w:val="D6001C"/>
+          <w:sz w:val="21"/>
+        </w:rPr>
+        <w:t xml:space="preserve">Cuidado:  </w:t>
+      </w:r>
+      <w:r>
+        <w:rPr>
+          <w:i w:val="0"/>
+          <w:sz w:val="21"/>
+        </w:rPr>
+        <w:t>esta ausencia de trazabilidad por persona es una decisión de diseño del piloto, no un descuido, y conviene presentarla así. Si la OIT necesita auditoría por usuario, es un requisito nuevo que hay que construir.</w:t>
+      </w:r>
+    </w:p>
+    <w:tbl>
+      <w:tblPr>
+        <w:tblW w:type="auto" w:w="0"/>
+        <w:jc w:val="center"/>
+        <w:tblLook w:firstColumn="1" w:firstRow="1" w:lastColumn="0" w:lastRow="0" w:noHBand="0" w:noVBand="1" w:val="04A0"/>
+      </w:tblPr>
+      <w:tblGrid>
+        <w:gridCol w:w="9746"/>
+      </w:tblGrid>
+      <w:tr>
+        <w:tc>
+          <w:tcPr>
+            <w:tcW w:type="dxa" w:w="9746"/>
+            <w:shd w:val="clear" w:color="auto" w:fill="003E7E"/>
+          </w:tcPr>
+          <w:p>
+            <w:pPr>
+              <w:spacing w:after="40" w:before="40"/>
+            </w:pPr>
+            <w:r/>
+            <w:r>
+              <w:rPr>
+                <w:b/>
+                <w:color w:val="FFFFFF"/>
+                <w:sz w:val="23"/>
+              </w:rPr>
+              <w:t>16.  ¿Cuánto tiempo se conservan los datos y dónde están alojados?</w:t>
+            </w:r>
+          </w:p>
+        </w:tc>
+      </w:tr>
+    </w:tbl>
+    <w:p>
+      <w:pPr>
+        <w:spacing w:after="0"/>
+      </w:pPr>
+    </w:p>
+    <w:tbl>
+      <w:tblPr>
+        <w:tblW w:type="auto" w:w="0"/>
+        <w:tblLook w:firstColumn="1" w:firstRow="1" w:lastColumn="0" w:lastRow="0" w:noHBand="0" w:noVBand="1" w:val="04A0"/>
+      </w:tblPr>
+      <w:tblGrid>
+        <w:gridCol w:w="9746"/>
+      </w:tblGrid>
+      <w:tr>
+        <w:tc>
+          <w:tcPr>
+            <w:tcW w:type="dxa" w:w="9746"/>
+            <w:shd w:val="clear" w:color="auto" w:fill="E0ECF6"/>
+          </w:tcPr>
+          <w:p>
+            <w:pPr>
+              <w:spacing w:before="60" w:after="60"/>
+            </w:pPr>
+            <w:r/>
+            <w:r>
+              <w:rPr>
+                <w:b/>
+                <w:color w:val="003E7E"/>
+                <w:sz w:val="21"/>
+              </w:rPr>
+              <w:t xml:space="preserve">QUÉ DECIR:  </w:t>
+            </w:r>
+            <w:r>
+              <w:rPr>
+                <w:sz w:val="21"/>
+              </w:rPr>
+              <w:t>Del lado de nuestro servicio, la respuesta es corta: nada se conserva. No hay base de datos; los trabajos y sus resultados viven en memoria mientras corren y se descartan cuando el servicio se reinicia. El servidor está alojado en Render. Del lado de ChatGPT y de la API de OpenAI, la retención se rige por las condiciones de esas cuentas, que es donde hay que mirar si necesitan una respuesta formal de cumplimiento. El único registro duradero que existe es el Excel que ustedes descargan, y ese queda bajo su control.</w:t>
+            </w:r>
+          </w:p>
+        </w:tc>
+      </w:tr>
+    </w:tbl>
+    <w:p>
+      <w:pPr>
+        <w:spacing w:after="0"/>
+      </w:pPr>
+    </w:p>
+    <w:p>
+      <w:pPr>
+        <w:spacing w:after="100"/>
+        <w:ind w:left="170"/>
+      </w:pPr>
+      <w:r>
+        <w:rPr>
+          <w:b/>
+          <w:color w:val="D6001C"/>
+          <w:sz w:val="21"/>
+        </w:rPr>
+        <w:t xml:space="preserve">Cuidado:  </w:t>
+      </w:r>
+      <w:r>
+        <w:rPr>
+          <w:i w:val="0"/>
+          <w:sz w:val="21"/>
+        </w:rPr>
+        <w:t>el Excel contiene citas textuales del PRODOC. Debe manejarse con la misma confidencialidad que el documento original: si el PRODOC es restringido, el Excel también lo es.</w:t>
+      </w:r>
+    </w:p>
+    <w:tbl>
+      <w:tblPr>
+        <w:tblW w:type="auto" w:w="0"/>
+        <w:jc w:val="center"/>
+        <w:tblLook w:firstColumn="1" w:firstRow="1" w:lastColumn="0" w:lastRow="0" w:noHBand="0" w:noVBand="1" w:val="04A0"/>
+      </w:tblPr>
+      <w:tblGrid>
+        <w:gridCol w:w="9746"/>
+      </w:tblGrid>
+      <w:tr>
+        <w:tc>
+          <w:tcPr>
+            <w:tcW w:type="dxa" w:w="9746"/>
+            <w:shd w:val="clear" w:color="auto" w:fill="003E7E"/>
+          </w:tcPr>
+          <w:p>
+            <w:pPr>
+              <w:spacing w:after="40" w:before="40"/>
+            </w:pPr>
+            <w:r/>
+            <w:r>
+              <w:rPr>
+                <w:b/>
+                <w:color w:val="FFFFFF"/>
+                <w:sz w:val="23"/>
+              </w:rPr>
+              <w:t>17.  ¿Qué diferencia hay entre una cuenta gratuita y una de pago? ¿Quién paga qué?</w:t>
+            </w:r>
+          </w:p>
+        </w:tc>
+      </w:tr>
+    </w:tbl>
+    <w:p>
+      <w:pPr>
+        <w:spacing w:after="0"/>
+      </w:pPr>
+    </w:p>
+    <w:tbl>
+      <w:tblPr>
+        <w:tblW w:type="auto" w:w="0"/>
+        <w:tblLook w:firstColumn="1" w:firstRow="1" w:lastColumn="0" w:lastRow="0" w:noHBand="0" w:noVBand="1" w:val="04A0"/>
+      </w:tblPr>
+      <w:tblGrid>
+        <w:gridCol w:w="9746"/>
+      </w:tblGrid>
+      <w:tr>
+        <w:tc>
+          <w:tcPr>
+            <w:tcW w:type="dxa" w:w="9746"/>
+            <w:shd w:val="clear" w:color="auto" w:fill="E0ECF6"/>
+          </w:tcPr>
+          <w:p>
+            <w:pPr>
+              <w:spacing w:before="60" w:after="60"/>
+            </w:pPr>
+            <w:r/>
+            <w:r>
+              <w:rPr>
+                <w:b/>
+                <w:color w:val="003E7E"/>
+                <w:sz w:val="21"/>
+              </w:rPr>
+              <w:t xml:space="preserve">QUÉ DECIR:  </w:t>
+            </w:r>
+            <w:r>
+              <w:rPr>
+                <w:sz w:val="21"/>
+              </w:rPr>
+              <w:t>Son dos contadores distintos y conviene no confundirlos. El primero es la cuenta de ChatGPT de cada usuario: determina si pueden abrir el Agente y cuántos mensajes pueden enviar. Ese contador es de cada persona. El segundo es el consumo de la API que genera la evaluación —las setecientas y pico consultas al modelo—, y ese se factura siempre contra la clave del proyecto, no contra la cuenta del usuario. Es decir: la evaluación la paga el presupuesto del piloto, independientemente de quién la lance y de qué plan de ChatGPT tenga.</w:t>
+            </w:r>
+          </w:p>
+        </w:tc>
+      </w:tr>
+    </w:tbl>
+    <w:p>
+      <w:pPr>
+        <w:spacing w:after="0"/>
+      </w:pPr>
+    </w:p>
+    <w:tbl>
+      <w:tblPr>
+        <w:tblW w:type="auto" w:w="0"/>
+        <w:tblLook w:firstColumn="1" w:firstRow="1" w:lastColumn="0" w:lastRow="0" w:noHBand="0" w:noVBand="1" w:val="04A0"/>
+      </w:tblPr>
+      <w:tblGrid>
+        <w:gridCol w:w="9746"/>
+      </w:tblGrid>
+      <w:tr>
+        <w:tc>
+          <w:tcPr>
+            <w:tcW w:type="dxa" w:w="9746"/>
+            <w:shd w:val="clear" w:color="auto" w:fill="FFF4F5"/>
+          </w:tcPr>
+          <w:p>
+            <w:pPr>
+              <w:spacing w:before="80" w:after="60"/>
+            </w:pPr>
+            <w:r/>
+            <w:r>
+              <w:rPr>
+                <w:b/>
+                <w:color w:val="D6001C"/>
+                <w:sz w:val="20"/>
+              </w:rPr>
+              <w:t>EJEMPLO · los dos contadores</w:t>
+            </w:r>
+          </w:p>
+          <w:p>
+            <w:pPr>
+              <w:spacing w:after="40"/>
+              <w:ind w:left="142"/>
+            </w:pPr>
+            <w:r>
+              <w:rPr>
+                <w:b/>
+                <w:color w:val="003E7E"/>
+                <w:sz w:val="20"/>
+              </w:rPr>
+              <w:t xml:space="preserve">Cuenta de ChatGPT del usuario  </w:t>
+            </w:r>
+            <w:r>
+              <w:rPr>
+                <w:sz w:val="20"/>
+              </w:rPr>
+              <w:t>condiciona el acceso al Agente y el número de mensajes. Un plan gratuito puede toparse con límites de uso en su propio lado.</w:t>
+            </w:r>
+          </w:p>
+          <w:p>
+            <w:pPr>
+              <w:spacing w:after="40"/>
+              <w:ind w:left="142"/>
+            </w:pPr>
+            <w:r>
+              <w:rPr>
+                <w:b/>
+                <w:color w:val="003E7E"/>
+                <w:sz w:val="20"/>
+              </w:rPr>
+              <w:t xml:space="preserve">Clave de API del proyecto  </w:t>
+            </w:r>
+            <w:r>
+              <w:rPr>
+                <w:sz w:val="20"/>
+              </w:rPr>
+              <w:t>paga la evaluación en sí. Es la misma para los tres asistentes y para todos los usuarios.</w:t>
+            </w:r>
+          </w:p>
+          <w:p>
+            <w:pPr>
+              <w:spacing w:after="100"/>
+              <w:ind w:left="142"/>
+            </w:pPr>
+            <w:r>
+              <w:rPr>
+                <w:b/>
+                <w:color w:val="003E7E"/>
+                <w:sz w:val="20"/>
+              </w:rPr>
+              <w:t xml:space="preserve">Consecuencia:  </w:t>
+            </w:r>
+            <w:r>
+              <w:rPr>
+                <w:sz w:val="20"/>
+              </w:rPr>
+              <w:t>un usuario con plan gratuito no ahorra presupuesto al proyecto, y uno con plan de pago no le cuesta más. Lo que mueve la aguja del costo es cuántos criterios se evalúan.</w:t>
+            </w:r>
+          </w:p>
+        </w:tc>
+      </w:tr>
+    </w:tbl>
+    <w:p>
+      <w:pPr>
+        <w:spacing w:after="0"/>
+      </w:pPr>
+    </w:p>
+    <w:p>
+      <w:pPr>
+        <w:spacing w:after="100"/>
+        <w:ind w:left="170"/>
+      </w:pPr>
+      <w:r>
+        <w:rPr>
+          <w:b/>
+          <w:color w:val="003E7E"/>
+          <w:sz w:val="21"/>
+        </w:rPr>
+        <w:t xml:space="preserve">Respaldo:  </w:t>
+      </w:r>
+      <w:r>
+        <w:rPr>
+          <w:i w:val="0"/>
+          <w:sz w:val="21"/>
+        </w:rPr>
+        <w:t>por eso el tablero de consumo de OpenAI desagrega por clave y por modelo, pero no por persona. Si en algún momento se necesita atribuir el gasto por área o por usuario, habría que emitir claves separadas.</w:t>
+      </w:r>
+    </w:p>
+    <w:tbl>
+      <w:tblPr>
+        <w:tblW w:type="auto" w:w="0"/>
+        <w:jc w:val="center"/>
+        <w:tblLook w:firstColumn="1" w:firstRow="1" w:lastColumn="0" w:lastRow="0" w:noHBand="0" w:noVBand="1" w:val="04A0"/>
+      </w:tblPr>
+      <w:tblGrid>
+        <w:gridCol w:w="9746"/>
+      </w:tblGrid>
+      <w:tr>
+        <w:tc>
+          <w:tcPr>
+            <w:tcW w:type="dxa" w:w="9746"/>
+            <w:shd w:val="clear" w:color="auto" w:fill="003E7E"/>
+          </w:tcPr>
+          <w:p>
+            <w:pPr>
+              <w:spacing w:after="40" w:before="40"/>
+            </w:pPr>
+            <w:r/>
+            <w:r>
+              <w:rPr>
+                <w:b/>
+                <w:color w:val="FFFFFF"/>
+                <w:sz w:val="23"/>
+              </w:rPr>
+              <w:t>18.  ¿Puedo subir un PRODOC confidencial, restringido o con datos personales?</w:t>
+            </w:r>
+          </w:p>
+        </w:tc>
+      </w:tr>
+    </w:tbl>
+    <w:p>
+      <w:pPr>
+        <w:spacing w:after="0"/>
+      </w:pPr>
+    </w:p>
+    <w:tbl>
+      <w:tblPr>
+        <w:tblW w:type="auto" w:w="0"/>
+        <w:tblLook w:firstColumn="1" w:firstRow="1" w:lastColumn="0" w:lastRow="0" w:noHBand="0" w:noVBand="1" w:val="04A0"/>
+      </w:tblPr>
+      <w:tblGrid>
+        <w:gridCol w:w="9746"/>
+      </w:tblGrid>
+      <w:tr>
+        <w:tc>
+          <w:tcPr>
+            <w:tcW w:type="dxa" w:w="9746"/>
+            <w:shd w:val="clear" w:color="auto" w:fill="E0ECF6"/>
+          </w:tcPr>
+          <w:p>
+            <w:pPr>
+              <w:spacing w:before="60" w:after="60"/>
+            </w:pPr>
+            <w:r/>
+            <w:r>
+              <w:rPr>
+                <w:b/>
+                <w:color w:val="003E7E"/>
+                <w:sz w:val="21"/>
+              </w:rPr>
+              <w:t xml:space="preserve">QUÉ DECIR:  </w:t>
+            </w:r>
+            <w:r>
+              <w:rPr>
+                <w:sz w:val="21"/>
+              </w:rPr>
+              <w:t>La regla operativa es simple: no suban documentos que no estén autorizados para procesamiento por servicios externos de inteligencia artificial. El documento sale de la infraestructura de la OIT —pasa por ChatGPT y por la API de OpenAI—, y esa es la pregunta que hay que responder antes de subirlo, no después. Si el PRODOC contiene datos personales identificables o información restringida, la decisión no es técnica ni mía: corresponde a quien administre la política de información de la OIT. Lo que sí puedo decirles es qué hace el sistema, y con eso pueden llevar la consulta a quien corresponda.</w:t>
+            </w:r>
+          </w:p>
+        </w:tc>
+      </w:tr>
+    </w:tbl>
+    <w:p>
+      <w:pPr>
+        <w:spacing w:after="0"/>
+      </w:pPr>
+    </w:p>
+    <w:p>
+      <w:pPr>
+        <w:spacing w:after="100"/>
+        <w:ind w:left="170"/>
+      </w:pPr>
+      <w:r>
+        <w:rPr>
+          <w:b/>
+          <w:color w:val="D6001C"/>
+          <w:sz w:val="21"/>
+        </w:rPr>
+        <w:t xml:space="preserve">Cuidado:  </w:t>
+      </w:r>
+      <w:r>
+        <w:rPr>
+          <w:i w:val="0"/>
+          <w:sz w:val="21"/>
+        </w:rPr>
+        <w:t>no dar una autorización implícita. La respuesta correcta no es «sí, es seguro», sino «esto es lo que ocurre con el documento; la autorización la da la instancia competente».</w:t>
+      </w:r>
+    </w:p>
+    <w:tbl>
+      <w:tblPr>
+        <w:tblW w:type="auto" w:w="0"/>
+        <w:jc w:val="center"/>
+        <w:tblLook w:firstColumn="1" w:firstRow="1" w:lastColumn="0" w:lastRow="0" w:noHBand="0" w:noVBand="1" w:val="04A0"/>
+      </w:tblPr>
+      <w:tblGrid>
+        <w:gridCol w:w="9746"/>
+      </w:tblGrid>
+      <w:tr>
+        <w:tc>
+          <w:tcPr>
+            <w:tcW w:type="dxa" w:w="9746"/>
+            <w:shd w:val="clear" w:color="auto" w:fill="003E7E"/>
+          </w:tcPr>
+          <w:p>
+            <w:pPr>
+              <w:spacing w:after="40" w:before="40"/>
+            </w:pPr>
+            <w:r/>
+            <w:r>
+              <w:rPr>
+                <w:b/>
+                <w:color w:val="FFFFFF"/>
+                <w:sz w:val="23"/>
+              </w:rPr>
+              <w:t>19.  ¿Qué pasa si el enlace del Agente se difunde fuera del grupo previsto?</w:t>
+            </w:r>
+          </w:p>
+        </w:tc>
+      </w:tr>
+    </w:tbl>
+    <w:p>
+      <w:pPr>
+        <w:spacing w:after="0"/>
+      </w:pPr>
+    </w:p>
+    <w:tbl>
+      <w:tblPr>
+        <w:tblW w:type="auto" w:w="0"/>
+        <w:tblLook w:firstColumn="1" w:firstRow="1" w:lastColumn="0" w:lastRow="0" w:noHBand="0" w:noVBand="1" w:val="04A0"/>
+      </w:tblPr>
+      <w:tblGrid>
+        <w:gridCol w:w="9746"/>
+      </w:tblGrid>
+      <w:tr>
+        <w:tc>
+          <w:tcPr>
+            <w:tcW w:type="dxa" w:w="9746"/>
+            <w:shd w:val="clear" w:color="auto" w:fill="E0ECF6"/>
+          </w:tcPr>
+          <w:p>
+            <w:pPr>
+              <w:spacing w:before="60" w:after="60"/>
+            </w:pPr>
+            <w:r/>
+            <w:r>
+              <w:rPr>
+                <w:b/>
+                <w:color w:val="003E7E"/>
+                <w:sz w:val="21"/>
+              </w:rPr>
+              <w:t xml:space="preserve">QUÉ DECIR:  </w:t>
+            </w:r>
+            <w:r>
+              <w:rPr>
+                <w:sz w:val="21"/>
+              </w:rPr>
+              <w:t>Hay que decirlo con claridad porque tiene consecuencias prácticas. Los tres asistentes están configurados como «cualquiera con el enlace»: no aparecen en el directorio público de ChatGPT, pero quien reciba el enlace y tenga una cuenta puede abrirlos y ejecutar evaluaciones. El enlace funciona como una credencial: reenviarlo transfiere el acceso. Y como el consumo se factura contra una única clave compartida, un enlace difundido de más se traduce en gasto que no se puede atribuir a nadie. La forma de revocarlo es cambiar la configuración de compartición o republicar el GPT para generar un enlace nuevo.</w:t>
+            </w:r>
+          </w:p>
+        </w:tc>
+      </w:tr>
+    </w:tbl>
+    <w:p>
+      <w:pPr>
+        <w:spacing w:after="0"/>
+      </w:pPr>
+    </w:p>
+    <w:p>
+      <w:pPr>
+        <w:spacing w:after="100"/>
+        <w:ind w:left="170"/>
+      </w:pPr>
+      <w:r>
+        <w:rPr>
+          <w:b/>
+          <w:color w:val="003E7E"/>
+          <w:sz w:val="21"/>
+        </w:rPr>
+        <w:t xml:space="preserve">Respaldo:  </w:t>
+      </w:r>
+      <w:r>
+        <w:rPr>
+          <w:i w:val="0"/>
+          <w:sz w:val="21"/>
+        </w:rPr>
+        <w:t>el acceso a la API sí está protegido con una clave que sólo conocen los tres GPTs configurados: nadie puede llamar al servicio directamente desde fuera. La superficie expuesta es el enlace del Agente, no el servidor.</w:t>
+      </w:r>
+    </w:p>
+    <w:p>
+      <w:pPr>
+        <w:spacing w:after="100"/>
+        <w:ind w:left="170"/>
+      </w:pPr>
+      <w:r>
+        <w:rPr>
+          <w:b/>
+          <w:color w:val="D6001C"/>
+          <w:sz w:val="21"/>
+        </w:rPr>
+        <w:t xml:space="preserve">Cuidado:  </w:t>
+      </w:r>
+      <w:r>
+        <w:rPr>
+          <w:i w:val="0"/>
+          <w:sz w:val="21"/>
+        </w:rPr>
+        <w:t>no presentar la distribución de enlaces como un trámite menor: en la práctica es el único control de acceso del piloto, y conviene que alguien sea responsable de esa lista.</w:t>
+      </w:r>
+    </w:p>
+    <w:p>
+      <w:pPr>
+        <w:spacing w:before="320" w:after="120"/>
+        <w:pBdr>
+          <w:bottom w:val="single" w:sz="12" w:space="3" w:color="D6001C"/>
+        </w:pBdr>
+      </w:pPr>
+      <w:r>
+        <w:rPr>
+          <w:b/>
+          <w:color w:val="003E7E"/>
+          <w:sz w:val="26"/>
+        </w:rPr>
+        <w:t>F  ·  Institucionales — dar el marco y derivar</w:t>
       </w:r>
     </w:p>
     <w:p>
@@ -3168,7 +4032,7 @@
                 <w:color w:val="FFFFFF"/>
                 <w:sz w:val="23"/>
               </w:rPr>
-              <w:t>14.  ¿Cuándo lo puedo usar?</w:t>
+              <w:t>20.  ¿Cuándo lo puedo usar?</w:t>
             </w:r>
             <w:r>
               <w:rPr>
@@ -3255,7 +4119,7 @@
                 <w:color w:val="FFFFFF"/>
                 <w:sz w:val="23"/>
               </w:rPr>
-              <w:t>15.  ¿Está en línea con las IGDS?</w:t>
+              <w:t>21.  ¿Está en línea con las IGDS?</w:t>
             </w:r>
             <w:r>
               <w:rPr>
@@ -3363,7 +4227,7 @@
                 <w:color w:val="FFFFFF"/>
                 <w:sz w:val="23"/>
               </w:rPr>
-              <w:t>16.  ¿Cómo es y cuánto cuesta el mantenimiento?</w:t>
+              <w:t>22.  ¿Cómo es y cuánto cuesta el mantenimiento?</w:t>
             </w:r>
             <w:r>
               <w:rPr>
@@ -3450,7 +4314,7 @@
                 <w:color w:val="FFFFFF"/>
                 <w:sz w:val="23"/>
               </w:rPr>
-              <w:t>17.  ¿Cómo puedo ayudar a que se institucionalice la herramienta?</w:t>
+              <w:t>23.  ¿Cómo puedo ayudar a que se institucionalice la herramienta?</w:t>
             </w:r>
             <w:r>
               <w:rPr>
@@ -3545,7 +4409,7 @@
           <w:color w:val="003E7E"/>
           <w:sz w:val="26"/>
         </w:rPr>
-        <w:t>F  ·  Tres frases para no perder el hilo</w:t>
+        <w:t>G  ·  Tres frases para no perder el hilo</w:t>
       </w:r>
     </w:p>
     <w:p>
